--- a/docs/PROMETEY_RU.docx
+++ b/docs/PROMETEY_RU.docx
@@ -104,7 +104,7 @@
           <w:color w:val="64748B"/>
           <w:sz w:val="20"/>
         </w:rPr>
-        <w:t>Невидимая служба MspIscSvc · pnpext.dll внутри svchost.exe · автозапуск с Windows · конфиг зашифрован AES-256</w:t>
+        <w:t>Невидимая служба · агент внутри svchost.exe · автозапуск с Windows · конфиг зашифрован AES-256</w:t>
       </w:r>
     </w:p>
     <w:p>
@@ -747,7 +747,7 @@
         <w:rPr>
           <w:sz w:val="20"/>
         </w:rPr>
-        <w:t>Конфиг агента (pnpext.sys) на диске зашифрован AES-256-GCM. Защищает: IP ВПС, токен комнаты, пароль. Без агента файл нечитаем. GCM = аутентифицированное шифрование (AEAD) — изменение байта → отклонение блока. 2²⁵⁶ комбинаций — подбор невозможен даже за миллиарды лет.</w:t>
+        <w:t>Конфиг-файл на диске зашифрован AES-256-GCM. Защищает: IP ВПС, токен комнаты, пароль. Без агента файл нечитаем. GCM = аутентифицированное шифрование (AEAD) — изменение байта → отклонение блока. 2²⁵⁶ комбинаций — подбор невозможен даже за миллиарды лет.</w:t>
       </w:r>
     </w:p>
     <w:p>
@@ -787,7 +787,7 @@
         <w:rPr>
           <w:sz w:val="20"/>
         </w:rPr>
-        <w:t>pnpext.sys: ключ извлекается из пароля PBKDF2-HMAC-SHA256 (100 000 итераций), затем AES-256-CBC. Физический анализ диска не поможет — ключ только в памяти агента.</w:t>
+        <w:t>Конфиг-файл: ключ извлекается из пароля PBKDF2-HMAC-SHA256 (100 000 итераций), затем AES-256-CBC. Физический анализ диска не поможет — ключ только в памяти агента.</w:t>
       </w:r>
     </w:p>
     <w:p>
@@ -1243,7 +1243,7 @@
         <w:rPr>
           <w:sz w:val="20"/>
         </w:rPr>
-        <w:t>pnpext.sys: AES-256-CBC + PBKDF2. Сервер, пароль, токен — ничего в открытом виде.</w:t>
+        <w:t>Конфиг-файл: AES-256-CBC + PBKDF2. Сервер, пароль, токен — ничего в открытом виде.</w:t>
       </w:r>
     </w:p>
     <w:p>
@@ -1308,7 +1308,7 @@
           <w:color w:val="64748B"/>
           <w:sz w:val="20"/>
         </w:rPr>
-        <w:t>pnpext.dll протестирован на VirusTotal.</w:t>
+        <w:t>Агентский модуль протестирован на VirusTotal.</w:t>
       </w:r>
     </w:p>
     <w:tbl>

--- a/docs/PROMETEY_RU.docx
+++ b/docs/PROMETEY_RU.docx
@@ -590,6 +590,34 @@
           <w:sz w:val="20"/>
         </w:rPr>
         <w:t>Полное удаление одной кнопкой: служба, файлы, реестр. Ничего не остаётся.</w:t>
+      </w:r>
+    </w:p>
+    <w:p>
+      <w:pPr>
+        <w:keepLines/>
+        <w:spacing w:before="120" w:after="40"/>
+        <w:ind w:left="283"/>
+      </w:pPr>
+      <w:r>
+        <w:rPr>
+          <w:b/>
+          <w:color w:val="2563EB"/>
+          <w:sz w:val="22"/>
+        </w:rPr>
+        <w:t>📍  WPS Геолокация</w:t>
+      </w:r>
+    </w:p>
+    <w:p>
+      <w:pPr>
+        <w:spacing w:before="0" w:after="120"/>
+        <w:ind w:left="680"/>
+      </w:pPr>
+      <w:r>
+        <w:rPr>
+          <w:color w:val="64748B"/>
+          <w:sz w:val="20"/>
+        </w:rPr>
+        <w:t>Координаты объекта через Windows Location API (GPS / Wi-Fi WPS). Точность до нескольких метров. Список ближайших Wi-Fi сетей. Автообновление.</w:t>
       </w:r>
     </w:p>
     <w:p>
